--- a/ds/turmas/1DES_B/LER/aula04/exemplo.docx
+++ b/ds/turmas/1DES_B/LER/aula04/exemplo.docx
@@ -715,46 +715,7 @@
         <w:t xml:space="preserve"> </w:t>
       </w:r>
       <w:r>
-        <w:t>[R</w:t>
-      </w:r>
-      <w:r>
-        <w:t>F</w:t>
-      </w:r>
-      <w:r>
-        <w:t>001] até [R</w:t>
-      </w:r>
-      <w:r>
-        <w:t>F</w:t>
-      </w:r>
-      <w:r>
-        <w:t>00...] para Re</w:t>
-      </w:r>
-      <w:r>
-        <w:t>quisitos</w:t>
-      </w:r>
-      <w:r>
-        <w:t xml:space="preserve"> de </w:t>
-      </w:r>
-      <w:r>
-        <w:t xml:space="preserve">funcionais e </w:t>
-      </w:r>
-      <w:r>
-        <w:t>[N</w:t>
-      </w:r>
-      <w:r>
-        <w:t>F</w:t>
-      </w:r>
-      <w:r>
-        <w:t>001] até [</w:t>
-      </w:r>
-      <w:r>
-        <w:t>NF</w:t>
-      </w:r>
-      <w:r>
-        <w:t>00...] para R</w:t>
-      </w:r>
-      <w:r>
-        <w:t>equisitos não funcionais</w:t>
+        <w:t>[RF001] até [RF00...] para Requisitos de funcionais e [NF001] até [NF00...] para Requisitos não funcionais</w:t>
       </w:r>
       <w:r>
         <w:t>.</w:t>
@@ -810,12 +771,19 @@
     </w:p>
     <w:p>
       <w:pPr>
+        <w:spacing w:before="0" w:after="160" w:line="278" w:lineRule="auto"/>
+        <w:ind w:firstLine="0"/>
+        <w:jc w:val="left"/>
+      </w:pPr>
+    </w:p>
+    <w:p>
+      <w:pPr>
         <w:pStyle w:val="PargrafodaLista"/>
         <w:numPr>
           <w:ilvl w:val="0"/>
           <w:numId w:val="1"/>
         </w:numPr>
-        <w:spacing w:before="0" w:after="160" w:line="278" w:lineRule="auto"/>
+        <w:ind w:left="714" w:hanging="357"/>
         <w:jc w:val="left"/>
       </w:pPr>
       <w:r>
@@ -824,6 +792,11 @@
       <w:r>
         <w:t>atende aos pedidos e o gerente que cadastra os funcionários assistentes.</w:t>
       </w:r>
+    </w:p>
+    <w:p>
+      <w:pPr>
+        <w:jc w:val="left"/>
+      </w:pPr>
     </w:p>
     <w:p>
       <w:pPr>
@@ -832,7 +805,7 @@
           <w:ilvl w:val="0"/>
           <w:numId w:val="1"/>
         </w:numPr>
-        <w:spacing w:before="0" w:after="160" w:line="278" w:lineRule="auto"/>
+        <w:ind w:left="714" w:hanging="357"/>
         <w:jc w:val="left"/>
       </w:pPr>
       <w:r>
@@ -846,6 +819,16 @@
       <w:r>
         <w:t xml:space="preserve"> produtos são cadastrados via site web pelo Assistente que acessa digitando um e-mail e uma senha e pode cadastrar os produtos e atender aos pedidos</w:t>
       </w:r>
+    </w:p>
+    <w:p>
+      <w:pPr>
+        <w:pStyle w:val="PargrafodaLista"/>
+      </w:pPr>
+    </w:p>
+    <w:p>
+      <w:pPr>
+        <w:jc w:val="left"/>
+      </w:pPr>
     </w:p>
     <w:p>
       <w:pPr>
@@ -854,7 +837,7 @@
           <w:ilvl w:val="0"/>
           <w:numId w:val="1"/>
         </w:numPr>
-        <w:spacing w:before="0" w:after="160" w:line="278" w:lineRule="auto"/>
+        <w:ind w:left="714" w:hanging="357"/>
         <w:jc w:val="left"/>
       </w:pPr>
       <w:r>
@@ -871,6 +854,11 @@
       <w:r>
         <w:t>envia o pedido</w:t>
       </w:r>
+    </w:p>
+    <w:p>
+      <w:pPr>
+        <w:jc w:val="left"/>
+      </w:pPr>
     </w:p>
     <w:p>
       <w:pPr>
@@ -879,29 +867,28 @@
           <w:ilvl w:val="0"/>
           <w:numId w:val="1"/>
         </w:numPr>
-        <w:spacing w:before="0" w:after="160" w:line="278" w:lineRule="auto"/>
-        <w:jc w:val="left"/>
-      </w:pPr>
-      <w:r>
-        <w:t>[RN00</w:t>
-      </w:r>
-      <w:r>
-        <w:t>4</w:t>
-      </w:r>
-      <w:r>
-        <w:t xml:space="preserve">] </w:t>
-      </w:r>
-      <w:r>
-        <w:t xml:space="preserve">O cliente pode acompanhar a entrega de seu produto e ao </w:t>
-      </w:r>
-      <w:proofErr w:type="gramStart"/>
-      <w:r>
-        <w:t>recebe-lo</w:t>
-      </w:r>
-      <w:proofErr w:type="gramEnd"/>
+        <w:ind w:left="714" w:hanging="357"/>
+        <w:jc w:val="left"/>
+      </w:pPr>
+      <w:r>
+        <w:t xml:space="preserve">[RN004] O cliente pode acompanhar a entrega de seu produto e ao </w:t>
+      </w:r>
+      <w:r>
+        <w:t>recebê-lo</w:t>
+      </w:r>
       <w:r>
         <w:t xml:space="preserve"> pode marcar no app como recebido, caso não o faça em um período de 7 dias o pedido é considerado recebido automaticamente.</w:t>
       </w:r>
+    </w:p>
+    <w:p>
+      <w:pPr>
+        <w:pStyle w:val="PargrafodaLista"/>
+      </w:pPr>
+    </w:p>
+    <w:p>
+      <w:pPr>
+        <w:jc w:val="left"/>
+      </w:pPr>
     </w:p>
     <w:p>
       <w:pPr>
@@ -910,7 +897,7 @@
           <w:ilvl w:val="0"/>
           <w:numId w:val="1"/>
         </w:numPr>
-        <w:spacing w:before="0" w:after="160" w:line="278" w:lineRule="auto"/>
+        <w:ind w:left="714" w:hanging="357"/>
         <w:jc w:val="left"/>
       </w:pPr>
       <w:r>
@@ -929,9 +916,11 @@
     </w:p>
     <w:p>
       <w:pPr>
-        <w:spacing w:before="0" w:after="160" w:line="278" w:lineRule="auto"/>
-        <w:ind w:firstLine="0"/>
-        <w:jc w:val="left"/>
+        <w:pStyle w:val="Ttulo1"/>
+        <w:numPr>
+          <w:ilvl w:val="0"/>
+          <w:numId w:val="2"/>
+        </w:numPr>
       </w:pPr>
       <w:r>
         <w:lastRenderedPageBreak/>
@@ -944,10 +933,776 @@
         <w:ind w:firstLine="0"/>
         <w:jc w:val="left"/>
       </w:pPr>
+      <w:r>
+        <w:t>[RF001] Fazer Login do cliente, informando o e-mail e senha, caso ainda não possua cadastro o usuário pode criar uma conta informando nome, e-mail, senha e endereço ou utilizando as credenciais fornecidas pelo Google (</w:t>
+      </w:r>
+      <w:proofErr w:type="spellStart"/>
+      <w:r>
+        <w:t>gmail</w:t>
+      </w:r>
+      <w:proofErr w:type="spellEnd"/>
+      <w:r>
+        <w:t>).</w:t>
+      </w:r>
+    </w:p>
+    <w:p>
+      <w:pPr>
+        <w:spacing w:before="0" w:after="160" w:line="278" w:lineRule="auto"/>
+        <w:ind w:firstLine="0"/>
+        <w:jc w:val="left"/>
+      </w:pPr>
+      <w:r>
+        <w:drawing>
+          <wp:inline distT="0" distB="0" distL="0" distR="0" wp14:anchorId="37FD1E66" wp14:editId="3E1DBD20">
+            <wp:extent cx="5760085" cy="3966845"/>
+            <wp:effectExtent l="0" t="0" r="0" b="0"/>
+            <wp:docPr id="1271609764" name="Imagem 1"/>
+            <wp:cNvGraphicFramePr>
+              <a:graphicFrameLocks xmlns:a="http://schemas.openxmlformats.org/drawingml/2006/main" noChangeAspect="1"/>
+            </wp:cNvGraphicFramePr>
+            <a:graphic xmlns:a="http://schemas.openxmlformats.org/drawingml/2006/main">
+              <a:graphicData uri="http://schemas.openxmlformats.org/drawingml/2006/picture">
+                <pic:pic xmlns:pic="http://schemas.openxmlformats.org/drawingml/2006/picture">
+                  <pic:nvPicPr>
+                    <pic:cNvPr id="1271609764" name=""/>
+                    <pic:cNvPicPr/>
+                  </pic:nvPicPr>
+                  <pic:blipFill>
+                    <a:blip r:embed="rId10"/>
+                    <a:stretch>
+                      <a:fillRect/>
+                    </a:stretch>
+                  </pic:blipFill>
+                  <pic:spPr>
+                    <a:xfrm>
+                      <a:off x="0" y="0"/>
+                      <a:ext cx="5760085" cy="3966845"/>
+                    </a:xfrm>
+                    <a:prstGeom prst="rect">
+                      <a:avLst/>
+                    </a:prstGeom>
+                  </pic:spPr>
+                </pic:pic>
+              </a:graphicData>
+            </a:graphic>
+          </wp:inline>
+        </w:drawing>
+      </w:r>
+    </w:p>
+    <w:p>
+      <w:pPr>
+        <w:spacing w:before="0" w:after="160" w:line="278" w:lineRule="auto"/>
+        <w:ind w:firstLine="0"/>
+        <w:jc w:val="left"/>
+      </w:pPr>
+      <w:r>
+        <w:t>[RF002] Fazer Login como funcionário comum ou gerente, no caso de funcionário comum quem cria o usuário é o gerente então o funcionário apenas pode utilizar as credenciais criadas enquanto o gerente é cadastrado pelos administradores do sistema</w:t>
+      </w:r>
+      <w:r>
+        <w:t>.</w:t>
+      </w:r>
+    </w:p>
+    <w:p>
+      <w:pPr>
+        <w:spacing w:before="0" w:after="160" w:line="278" w:lineRule="auto"/>
+        <w:ind w:firstLine="0"/>
+        <w:jc w:val="left"/>
+      </w:pPr>
+      <w:r>
+        <w:drawing>
+          <wp:inline distT="0" distB="0" distL="0" distR="0" wp14:anchorId="56140DDB" wp14:editId="5A645C3B">
+            <wp:extent cx="5068007" cy="1905266"/>
+            <wp:effectExtent l="0" t="0" r="0" b="0"/>
+            <wp:docPr id="1286837299" name="Imagem 1"/>
+            <wp:cNvGraphicFramePr>
+              <a:graphicFrameLocks xmlns:a="http://schemas.openxmlformats.org/drawingml/2006/main" noChangeAspect="1"/>
+            </wp:cNvGraphicFramePr>
+            <a:graphic xmlns:a="http://schemas.openxmlformats.org/drawingml/2006/main">
+              <a:graphicData uri="http://schemas.openxmlformats.org/drawingml/2006/picture">
+                <pic:pic xmlns:pic="http://schemas.openxmlformats.org/drawingml/2006/picture">
+                  <pic:nvPicPr>
+                    <pic:cNvPr id="1286837299" name=""/>
+                    <pic:cNvPicPr/>
+                  </pic:nvPicPr>
+                  <pic:blipFill>
+                    <a:blip r:embed="rId11"/>
+                    <a:stretch>
+                      <a:fillRect/>
+                    </a:stretch>
+                  </pic:blipFill>
+                  <pic:spPr>
+                    <a:xfrm>
+                      <a:off x="0" y="0"/>
+                      <a:ext cx="5068007" cy="1905266"/>
+                    </a:xfrm>
+                    <a:prstGeom prst="rect">
+                      <a:avLst/>
+                    </a:prstGeom>
+                  </pic:spPr>
+                </pic:pic>
+              </a:graphicData>
+            </a:graphic>
+          </wp:inline>
+        </w:drawing>
+      </w:r>
+    </w:p>
+    <w:p>
+      <w:pPr>
+        <w:spacing w:before="0" w:after="160" w:line="278" w:lineRule="auto"/>
+        <w:ind w:firstLine="0"/>
+        <w:jc w:val="left"/>
+      </w:pPr>
+    </w:p>
+    <w:p>
+      <w:pPr>
+        <w:spacing w:before="0" w:after="160" w:line="278" w:lineRule="auto"/>
+        <w:ind w:firstLine="0"/>
+        <w:jc w:val="left"/>
+      </w:pPr>
+      <w:r>
+        <w:br w:type="page"/>
+      </w:r>
+    </w:p>
+    <w:p>
+      <w:pPr>
+        <w:spacing w:before="0" w:after="160" w:line="278" w:lineRule="auto"/>
+        <w:ind w:firstLine="0"/>
+        <w:jc w:val="left"/>
+      </w:pPr>
+      <w:r>
+        <w:lastRenderedPageBreak/>
+        <w:t>[RF003</w:t>
+      </w:r>
+      <w:proofErr w:type="gramStart"/>
+      <w:r>
+        <w:t>] Cadastrar</w:t>
+      </w:r>
+      <w:proofErr w:type="gramEnd"/>
+      <w:r>
+        <w:t xml:space="preserve"> produtos no site, para isso o funcionário assistente precisa fazer login, navegar até a tela de cadastro de produtos e informar os dados do novo produto ou atualizar ou excluir dados de produtos já cadastrados.</w:t>
+      </w:r>
+    </w:p>
+    <w:p>
+      <w:pPr>
+        <w:spacing w:before="0" w:after="160" w:line="278" w:lineRule="auto"/>
+        <w:ind w:firstLine="0"/>
+        <w:jc w:val="left"/>
+      </w:pPr>
+      <w:r>
+        <w:t>[RF004</w:t>
+      </w:r>
+      <w:proofErr w:type="gramStart"/>
+      <w:r>
+        <w:t>] Atender</w:t>
+      </w:r>
+      <w:proofErr w:type="gramEnd"/>
+      <w:r>
+        <w:t xml:space="preserve"> a pedidos, o funcionário lista os pedidos em andamento, filtra por nome do cliente, produto ou data e após preparar para envio pela transportadora envia para entrega.</w:t>
+      </w:r>
+    </w:p>
+    <w:p>
+      <w:pPr>
+        <w:spacing w:before="0" w:after="160" w:line="278" w:lineRule="auto"/>
+        <w:ind w:firstLine="0"/>
+        <w:jc w:val="left"/>
+      </w:pPr>
+      <w:r>
+        <w:drawing>
+          <wp:inline distT="0" distB="0" distL="0" distR="0" wp14:anchorId="67AEBC49" wp14:editId="46B9984A">
+            <wp:extent cx="5760085" cy="4365625"/>
+            <wp:effectExtent l="0" t="0" r="0" b="0"/>
+            <wp:docPr id="1476054067" name="Imagem 1"/>
+            <wp:cNvGraphicFramePr>
+              <a:graphicFrameLocks xmlns:a="http://schemas.openxmlformats.org/drawingml/2006/main" noChangeAspect="1"/>
+            </wp:cNvGraphicFramePr>
+            <a:graphic xmlns:a="http://schemas.openxmlformats.org/drawingml/2006/main">
+              <a:graphicData uri="http://schemas.openxmlformats.org/drawingml/2006/picture">
+                <pic:pic xmlns:pic="http://schemas.openxmlformats.org/drawingml/2006/picture">
+                  <pic:nvPicPr>
+                    <pic:cNvPr id="1476054067" name=""/>
+                    <pic:cNvPicPr/>
+                  </pic:nvPicPr>
+                  <pic:blipFill>
+                    <a:blip r:embed="rId12"/>
+                    <a:stretch>
+                      <a:fillRect/>
+                    </a:stretch>
+                  </pic:blipFill>
+                  <pic:spPr>
+                    <a:xfrm>
+                      <a:off x="0" y="0"/>
+                      <a:ext cx="5760085" cy="4365625"/>
+                    </a:xfrm>
+                    <a:prstGeom prst="rect">
+                      <a:avLst/>
+                    </a:prstGeom>
+                  </pic:spPr>
+                </pic:pic>
+              </a:graphicData>
+            </a:graphic>
+          </wp:inline>
+        </w:drawing>
+      </w:r>
+    </w:p>
+    <w:p>
+      <w:pPr>
+        <w:spacing w:before="0" w:after="160" w:line="278" w:lineRule="auto"/>
+        <w:ind w:firstLine="0"/>
+        <w:jc w:val="left"/>
+      </w:pPr>
+      <w:r>
+        <w:br w:type="page"/>
+      </w:r>
+    </w:p>
+    <w:p>
+      <w:pPr>
+        <w:spacing w:before="0" w:after="160" w:line="278" w:lineRule="auto"/>
+        <w:ind w:firstLine="0"/>
+        <w:jc w:val="left"/>
+      </w:pPr>
+      <w:r>
+        <w:lastRenderedPageBreak/>
+        <w:t>[RF005] Fazer Pedido, o cliente precisa estar logado no aplicativo, listar os produtos, pesquisar e escolher o produto, clicar em comprar, revisar os dados de entrega e fazer o pagamento.</w:t>
+      </w:r>
+    </w:p>
+    <w:p>
+      <w:pPr>
+        <w:spacing w:before="0" w:after="160" w:line="278" w:lineRule="auto"/>
+        <w:ind w:firstLine="0"/>
+        <w:jc w:val="left"/>
+      </w:pPr>
+      <w:r>
+        <w:t>[RF006</w:t>
+      </w:r>
+      <w:proofErr w:type="gramStart"/>
+      <w:r>
+        <w:t>] Acompanhar</w:t>
+      </w:r>
+      <w:proofErr w:type="gramEnd"/>
+      <w:r>
+        <w:t xml:space="preserve"> pedido, o cliente precisa estar logado no aplicativo e ter feito ao menos um pedido, pode adicionar reclamações ou comentários no pedido ou marcar como recebido.</w:t>
+      </w:r>
+    </w:p>
+    <w:p>
+      <w:pPr>
+        <w:spacing w:before="0" w:after="160" w:line="278" w:lineRule="auto"/>
+        <w:ind w:firstLine="0"/>
+        <w:jc w:val="left"/>
+      </w:pPr>
+      <w:r>
+        <w:drawing>
+          <wp:inline distT="0" distB="0" distL="0" distR="0" wp14:anchorId="2A3479AD" wp14:editId="59854B85">
+            <wp:extent cx="5760085" cy="4251325"/>
+            <wp:effectExtent l="0" t="0" r="0" b="0"/>
+            <wp:docPr id="751519291" name="Imagem 1"/>
+            <wp:cNvGraphicFramePr>
+              <a:graphicFrameLocks xmlns:a="http://schemas.openxmlformats.org/drawingml/2006/main" noChangeAspect="1"/>
+            </wp:cNvGraphicFramePr>
+            <a:graphic xmlns:a="http://schemas.openxmlformats.org/drawingml/2006/main">
+              <a:graphicData uri="http://schemas.openxmlformats.org/drawingml/2006/picture">
+                <pic:pic xmlns:pic="http://schemas.openxmlformats.org/drawingml/2006/picture">
+                  <pic:nvPicPr>
+                    <pic:cNvPr id="751519291" name=""/>
+                    <pic:cNvPicPr/>
+                  </pic:nvPicPr>
+                  <pic:blipFill>
+                    <a:blip r:embed="rId13"/>
+                    <a:stretch>
+                      <a:fillRect/>
+                    </a:stretch>
+                  </pic:blipFill>
+                  <pic:spPr>
+                    <a:xfrm>
+                      <a:off x="0" y="0"/>
+                      <a:ext cx="5760085" cy="4251325"/>
+                    </a:xfrm>
+                    <a:prstGeom prst="rect">
+                      <a:avLst/>
+                    </a:prstGeom>
+                  </pic:spPr>
+                </pic:pic>
+              </a:graphicData>
+            </a:graphic>
+          </wp:inline>
+        </w:drawing>
+      </w:r>
+    </w:p>
+    <w:p>
+      <w:pPr>
+        <w:spacing w:before="0" w:after="160" w:line="278" w:lineRule="auto"/>
+        <w:ind w:firstLine="0"/>
+        <w:jc w:val="left"/>
+      </w:pPr>
+      <w:r>
+        <w:br w:type="page"/>
+      </w:r>
+    </w:p>
+    <w:p>
+      <w:pPr>
+        <w:spacing w:before="0" w:after="160" w:line="278" w:lineRule="auto"/>
+        <w:ind w:firstLine="0"/>
+        <w:jc w:val="left"/>
+      </w:pPr>
+      <w:r>
+        <w:lastRenderedPageBreak/>
+        <w:t>[RF007</w:t>
+      </w:r>
+      <w:proofErr w:type="gramStart"/>
+      <w:r>
+        <w:t>] Ver</w:t>
+      </w:r>
+      <w:proofErr w:type="gramEnd"/>
+      <w:r>
+        <w:t xml:space="preserve"> relatórios, o gerente acompanha todo o negócio através de relatórios onde pode analisar os pedidos, entregas e faturamento da loja.</w:t>
+      </w:r>
+    </w:p>
+    <w:p>
+      <w:pPr>
+        <w:spacing w:before="0" w:after="160" w:line="278" w:lineRule="auto"/>
+        <w:ind w:firstLine="0"/>
+        <w:jc w:val="left"/>
+      </w:pPr>
+      <w:r>
+        <w:t>[RF008</w:t>
+      </w:r>
+      <w:proofErr w:type="gramStart"/>
+      <w:r>
+        <w:t>] Também</w:t>
+      </w:r>
+      <w:proofErr w:type="gramEnd"/>
+      <w:r>
+        <w:t xml:space="preserve"> é responsável pela administração dos cadastros dos funcionários, podendo adicionar, remover ou atualizar dados como senha por exemplo</w:t>
+      </w:r>
+      <w:r>
+        <w:t>.</w:t>
+      </w:r>
+    </w:p>
+    <w:p>
+      <w:pPr>
+        <w:spacing w:before="0" w:after="160" w:line="278" w:lineRule="auto"/>
+        <w:ind w:firstLine="0"/>
+        <w:jc w:val="left"/>
+      </w:pPr>
+      <w:r>
+        <w:drawing>
+          <wp:inline distT="0" distB="0" distL="0" distR="0" wp14:anchorId="2219260E" wp14:editId="3E84C83E">
+            <wp:extent cx="5760085" cy="3960495"/>
+            <wp:effectExtent l="0" t="0" r="0" b="1905"/>
+            <wp:docPr id="1773117923" name="Imagem 1"/>
+            <wp:cNvGraphicFramePr>
+              <a:graphicFrameLocks xmlns:a="http://schemas.openxmlformats.org/drawingml/2006/main" noChangeAspect="1"/>
+            </wp:cNvGraphicFramePr>
+            <a:graphic xmlns:a="http://schemas.openxmlformats.org/drawingml/2006/main">
+              <a:graphicData uri="http://schemas.openxmlformats.org/drawingml/2006/picture">
+                <pic:pic xmlns:pic="http://schemas.openxmlformats.org/drawingml/2006/picture">
+                  <pic:nvPicPr>
+                    <pic:cNvPr id="1773117923" name=""/>
+                    <pic:cNvPicPr/>
+                  </pic:nvPicPr>
+                  <pic:blipFill>
+                    <a:blip r:embed="rId14"/>
+                    <a:stretch>
+                      <a:fillRect/>
+                    </a:stretch>
+                  </pic:blipFill>
+                  <pic:spPr>
+                    <a:xfrm>
+                      <a:off x="0" y="0"/>
+                      <a:ext cx="5760085" cy="3960495"/>
+                    </a:xfrm>
+                    <a:prstGeom prst="rect">
+                      <a:avLst/>
+                    </a:prstGeom>
+                  </pic:spPr>
+                </pic:pic>
+              </a:graphicData>
+            </a:graphic>
+          </wp:inline>
+        </w:drawing>
+      </w:r>
+    </w:p>
+    <w:p>
+      <w:pPr>
+        <w:spacing w:before="0" w:after="160" w:line="278" w:lineRule="auto"/>
+        <w:ind w:firstLine="0"/>
+        <w:jc w:val="left"/>
+      </w:pPr>
+      <w:r>
+        <w:br w:type="page"/>
+      </w:r>
+    </w:p>
+    <w:p>
+      <w:pPr>
+        <w:pStyle w:val="Ttulo1"/>
+        <w:numPr>
+          <w:ilvl w:val="0"/>
+          <w:numId w:val="2"/>
+        </w:numPr>
+      </w:pPr>
+      <w:r>
+        <w:lastRenderedPageBreak/>
+        <w:t>REQUISITOS NÃO FUNCIONAIS</w:t>
+      </w:r>
+    </w:p>
+    <w:p>
+      <w:pPr>
+        <w:spacing w:before="0" w:after="160" w:line="278" w:lineRule="auto"/>
+        <w:ind w:firstLine="0"/>
+        <w:jc w:val="left"/>
+      </w:pPr>
+      <w:r>
+        <w:t>[NF001] O sistema será instalado em ambiente de nuvem, contratados os serviços da AWS para o Back-</w:t>
+      </w:r>
+      <w:proofErr w:type="spellStart"/>
+      <w:r>
+        <w:t>end</w:t>
+      </w:r>
+      <w:proofErr w:type="spellEnd"/>
+      <w:r>
+        <w:t xml:space="preserve"> e Front-</w:t>
+      </w:r>
+      <w:proofErr w:type="spellStart"/>
+      <w:r>
+        <w:t>end</w:t>
+      </w:r>
+      <w:proofErr w:type="spellEnd"/>
+      <w:r>
+        <w:t xml:space="preserve"> e as lojas de aplicativos Play Store e Apple Store para o aplicativo.</w:t>
+      </w:r>
+    </w:p>
+    <w:p>
+      <w:pPr>
+        <w:spacing w:before="0" w:after="160" w:line="278" w:lineRule="auto"/>
+        <w:ind w:firstLine="0"/>
+        <w:jc w:val="left"/>
+      </w:pPr>
+      <w:r>
+        <w:drawing>
+          <wp:inline distT="0" distB="0" distL="0" distR="0" wp14:anchorId="076840B7" wp14:editId="0DA83293">
+            <wp:extent cx="2170161" cy="1339702"/>
+            <wp:effectExtent l="0" t="0" r="1905" b="0"/>
+            <wp:docPr id="731519063" name="Imagem 1"/>
+            <wp:cNvGraphicFramePr>
+              <a:graphicFrameLocks xmlns:a="http://schemas.openxmlformats.org/drawingml/2006/main" noChangeAspect="1"/>
+            </wp:cNvGraphicFramePr>
+            <a:graphic xmlns:a="http://schemas.openxmlformats.org/drawingml/2006/main">
+              <a:graphicData uri="http://schemas.openxmlformats.org/drawingml/2006/picture">
+                <pic:pic xmlns:pic="http://schemas.openxmlformats.org/drawingml/2006/picture">
+                  <pic:nvPicPr>
+                    <pic:cNvPr id="731519063" name=""/>
+                    <pic:cNvPicPr/>
+                  </pic:nvPicPr>
+                  <pic:blipFill>
+                    <a:blip r:embed="rId15"/>
+                    <a:stretch>
+                      <a:fillRect/>
+                    </a:stretch>
+                  </pic:blipFill>
+                  <pic:spPr>
+                    <a:xfrm>
+                      <a:off x="0" y="0"/>
+                      <a:ext cx="2173669" cy="1341868"/>
+                    </a:xfrm>
+                    <a:prstGeom prst="rect">
+                      <a:avLst/>
+                    </a:prstGeom>
+                  </pic:spPr>
+                </pic:pic>
+              </a:graphicData>
+            </a:graphic>
+          </wp:inline>
+        </w:drawing>
+      </w:r>
+      <w:r>
+        <w:t xml:space="preserve"> </w:t>
+      </w:r>
+      <w:r>
+        <w:drawing>
+          <wp:inline distT="0" distB="0" distL="0" distR="0" wp14:anchorId="59A39E02" wp14:editId="3606FE29">
+            <wp:extent cx="1534672" cy="1329070"/>
+            <wp:effectExtent l="0" t="0" r="8890" b="4445"/>
+            <wp:docPr id="1189962466" name="Imagem 1"/>
+            <wp:cNvGraphicFramePr>
+              <a:graphicFrameLocks xmlns:a="http://schemas.openxmlformats.org/drawingml/2006/main" noChangeAspect="1"/>
+            </wp:cNvGraphicFramePr>
+            <a:graphic xmlns:a="http://schemas.openxmlformats.org/drawingml/2006/main">
+              <a:graphicData uri="http://schemas.openxmlformats.org/drawingml/2006/picture">
+                <pic:pic xmlns:pic="http://schemas.openxmlformats.org/drawingml/2006/picture">
+                  <pic:nvPicPr>
+                    <pic:cNvPr id="1189962466" name=""/>
+                    <pic:cNvPicPr/>
+                  </pic:nvPicPr>
+                  <pic:blipFill>
+                    <a:blip r:embed="rId16"/>
+                    <a:stretch>
+                      <a:fillRect/>
+                    </a:stretch>
+                  </pic:blipFill>
+                  <pic:spPr>
+                    <a:xfrm>
+                      <a:off x="0" y="0"/>
+                      <a:ext cx="1541552" cy="1335029"/>
+                    </a:xfrm>
+                    <a:prstGeom prst="rect">
+                      <a:avLst/>
+                    </a:prstGeom>
+                  </pic:spPr>
+                </pic:pic>
+              </a:graphicData>
+            </a:graphic>
+          </wp:inline>
+        </w:drawing>
+      </w:r>
+      <w:r>
+        <w:t xml:space="preserve"> </w:t>
+      </w:r>
+      <w:r>
+        <w:drawing>
+          <wp:inline distT="0" distB="0" distL="0" distR="0" wp14:anchorId="7F651D49" wp14:editId="1F74C9FD">
+            <wp:extent cx="1420074" cy="1332685"/>
+            <wp:effectExtent l="0" t="0" r="8890" b="1270"/>
+            <wp:docPr id="842457995" name="Imagem 1"/>
+            <wp:cNvGraphicFramePr>
+              <a:graphicFrameLocks xmlns:a="http://schemas.openxmlformats.org/drawingml/2006/main" noChangeAspect="1"/>
+            </wp:cNvGraphicFramePr>
+            <a:graphic xmlns:a="http://schemas.openxmlformats.org/drawingml/2006/main">
+              <a:graphicData uri="http://schemas.openxmlformats.org/drawingml/2006/picture">
+                <pic:pic xmlns:pic="http://schemas.openxmlformats.org/drawingml/2006/picture">
+                  <pic:nvPicPr>
+                    <pic:cNvPr id="842457995" name=""/>
+                    <pic:cNvPicPr/>
+                  </pic:nvPicPr>
+                  <pic:blipFill>
+                    <a:blip r:embed="rId17"/>
+                    <a:stretch>
+                      <a:fillRect/>
+                    </a:stretch>
+                  </pic:blipFill>
+                  <pic:spPr>
+                    <a:xfrm>
+                      <a:off x="0" y="0"/>
+                      <a:ext cx="1429242" cy="1341289"/>
+                    </a:xfrm>
+                    <a:prstGeom prst="rect">
+                      <a:avLst/>
+                    </a:prstGeom>
+                  </pic:spPr>
+                </pic:pic>
+              </a:graphicData>
+            </a:graphic>
+          </wp:inline>
+        </w:drawing>
+      </w:r>
+    </w:p>
+    <w:p>
+      <w:pPr>
+        <w:spacing w:before="0" w:after="160" w:line="278" w:lineRule="auto"/>
+        <w:ind w:firstLine="0"/>
+        <w:jc w:val="left"/>
+      </w:pPr>
+      <w:r>
+        <w:t>[NF002</w:t>
+      </w:r>
+      <w:proofErr w:type="gramStart"/>
+      <w:r>
+        <w:t>] As</w:t>
+      </w:r>
+      <w:proofErr w:type="gramEnd"/>
+      <w:r>
+        <w:t xml:space="preserve"> funcionalidade do cliente para fazer pedidos será por aplicativo mobile enquanto as dos funcionários e gerentes via site na WEB.</w:t>
+      </w:r>
+    </w:p>
+    <w:p>
+      <w:pPr>
+        <w:spacing w:before="0" w:after="160" w:line="278" w:lineRule="auto"/>
+        <w:ind w:firstLine="0"/>
+        <w:jc w:val="left"/>
+      </w:pPr>
+      <w:r>
+        <w:t xml:space="preserve">[NF003] O banco de dados será relacional e baseado em SQL, podendo ser Maria DB, </w:t>
+      </w:r>
+      <w:proofErr w:type="spellStart"/>
+      <w:r>
+        <w:t>Postgre</w:t>
+      </w:r>
+      <w:proofErr w:type="spellEnd"/>
+      <w:r>
+        <w:t xml:space="preserve"> ou outro com menor custo.</w:t>
+      </w:r>
+    </w:p>
+    <w:p>
+      <w:pPr>
+        <w:spacing w:before="0" w:after="160" w:line="278" w:lineRule="auto"/>
+        <w:ind w:firstLine="0"/>
+        <w:jc w:val="left"/>
+      </w:pPr>
+      <w:r>
+        <w:t>[NF004] O Back-</w:t>
+      </w:r>
+      <w:proofErr w:type="spellStart"/>
+      <w:r>
+        <w:t>end</w:t>
+      </w:r>
+      <w:proofErr w:type="spellEnd"/>
+      <w:r>
+        <w:t xml:space="preserve"> com o framework Node.js ou o</w:t>
+      </w:r>
+      <w:r>
+        <w:t>utras tecnologias atuais e de menor custo.</w:t>
+      </w:r>
+    </w:p>
+    <w:p>
+      <w:pPr>
+        <w:spacing w:before="0" w:after="160" w:line="278" w:lineRule="auto"/>
+        <w:ind w:firstLine="0"/>
+        <w:jc w:val="left"/>
+        <w:rPr>
+          <w:lang w:val="en-US"/>
+        </w:rPr>
+      </w:pPr>
+      <w:r>
+        <w:rPr>
+          <w:lang w:val="en-US"/>
+        </w:rPr>
+        <w:t>[NF005] O Front-end com f</w:t>
+      </w:r>
+      <w:r>
+        <w:rPr>
+          <w:lang w:val="en-US"/>
+        </w:rPr>
+        <w:t xml:space="preserve">ramework React, Next </w:t>
+      </w:r>
+      <w:proofErr w:type="spellStart"/>
+      <w:r>
+        <w:rPr>
+          <w:lang w:val="en-US"/>
+        </w:rPr>
+        <w:t>ou</w:t>
+      </w:r>
+      <w:proofErr w:type="spellEnd"/>
+      <w:r>
+        <w:rPr>
+          <w:lang w:val="en-US"/>
+        </w:rPr>
+        <w:t xml:space="preserve"> </w:t>
+      </w:r>
+      <w:proofErr w:type="spellStart"/>
+      <w:r>
+        <w:rPr>
+          <w:lang w:val="en-US"/>
+        </w:rPr>
+        <w:t>mais</w:t>
+      </w:r>
+      <w:proofErr w:type="spellEnd"/>
+      <w:r>
+        <w:rPr>
+          <w:lang w:val="en-US"/>
+        </w:rPr>
+        <w:t xml:space="preserve"> </w:t>
+      </w:r>
+      <w:proofErr w:type="spellStart"/>
+      <w:r>
+        <w:rPr>
+          <w:lang w:val="en-US"/>
+        </w:rPr>
+        <w:t>moderno</w:t>
+      </w:r>
+      <w:proofErr w:type="spellEnd"/>
+    </w:p>
+    <w:p>
+      <w:pPr>
+        <w:spacing w:before="0" w:after="160" w:line="278" w:lineRule="auto"/>
+        <w:ind w:firstLine="0"/>
+        <w:jc w:val="left"/>
+      </w:pPr>
+      <w:r>
+        <w:t xml:space="preserve">[NF006] O aplicativo será desenvolvido </w:t>
+      </w:r>
+      <w:r>
+        <w:t xml:space="preserve">com o framework </w:t>
+      </w:r>
+      <w:proofErr w:type="spellStart"/>
+      <w:r>
+        <w:t>Flutter</w:t>
+      </w:r>
+      <w:proofErr w:type="spellEnd"/>
+      <w:r>
+        <w:t xml:space="preserve"> devido ao fácil suporte.</w:t>
+      </w:r>
+    </w:p>
+    <w:p>
+      <w:pPr>
+        <w:spacing w:before="0" w:after="160" w:line="278" w:lineRule="auto"/>
+        <w:ind w:firstLine="0"/>
+        <w:jc w:val="left"/>
+      </w:pPr>
+      <w:r>
+        <w:t xml:space="preserve">[NF007] A metodologia de desenvolvimento </w:t>
+      </w:r>
+      <w:proofErr w:type="gramStart"/>
+      <w:r>
+        <w:t xml:space="preserve">será </w:t>
+      </w:r>
+      <w:r>
+        <w:rPr>
+          <w:b/>
+          <w:bCs/>
+        </w:rPr>
+        <w:t>Ágil</w:t>
+      </w:r>
+      <w:proofErr w:type="gramEnd"/>
+      <w:r>
+        <w:rPr>
+          <w:b/>
+          <w:bCs/>
+        </w:rPr>
+        <w:t xml:space="preserve"> SCRUM</w:t>
+      </w:r>
+      <w:r>
+        <w:t xml:space="preserve"> com entregas após Sprints de duas semanas.</w:t>
+      </w:r>
+    </w:p>
+    <w:p>
+      <w:pPr>
+        <w:spacing w:before="0" w:after="160" w:line="278" w:lineRule="auto"/>
+        <w:ind w:firstLine="0"/>
+        <w:jc w:val="left"/>
+      </w:pPr>
+    </w:p>
+    <w:p>
+      <w:pPr>
+        <w:spacing w:before="0" w:after="160" w:line="278" w:lineRule="auto"/>
+        <w:ind w:firstLine="0"/>
+        <w:jc w:val="left"/>
+      </w:pPr>
+      <w:r>
+        <w:br w:type="page"/>
+      </w:r>
+    </w:p>
+    <w:p>
+      <w:pPr>
+        <w:spacing w:before="0" w:after="160" w:line="278" w:lineRule="auto"/>
+        <w:ind w:firstLine="0"/>
+        <w:jc w:val="left"/>
+      </w:pPr>
+      <w:r>
+        <w:lastRenderedPageBreak/>
+        <w:t>ORÇAMENTO</w:t>
+      </w:r>
+    </w:p>
+    <w:p>
+      <w:pPr>
+        <w:spacing w:before="0" w:after="160" w:line="278" w:lineRule="auto"/>
+        <w:ind w:firstLine="0"/>
+        <w:jc w:val="left"/>
+      </w:pPr>
+      <w:r>
+        <w:t>Segue uma estimativa de valores para o desenvolvimento e manutenção do sistema, o desenvolvimento estima-se que levará um período de 8 semanas e a manutenção por um ano a partir da última entrega do aplicativo</w:t>
+      </w:r>
     </w:p>
     <w:sectPr>
-      <w:headerReference w:type="default" r:id="rId10"/>
-      <w:footerReference w:type="default" r:id="rId11"/>
+      <w:headerReference w:type="default" r:id="rId18"/>
+      <w:footerReference w:type="default" r:id="rId19"/>
       <w:pgSz w:w="11906" w:h="16838"/>
       <w:pgMar w:top="1701" w:right="1134" w:bottom="1134" w:left="1701" w:header="709" w:footer="709" w:gutter="0"/>
       <w:pgNumType w:start="4"/>
@@ -2060,7 +2815,6 @@
   <w:style w:type="character" w:default="1" w:styleId="Fontepargpadro">
     <w:name w:val="Default Paragraph Font"/>
     <w:uiPriority w:val="1"/>
-    <w:semiHidden/>
     <w:unhideWhenUsed/>
   </w:style>
   <w:style w:type="table" w:default="1" w:styleId="Tabelanormal">
@@ -2249,6 +3003,7 @@
       <w:numPr>
         <w:ilvl w:val="1"/>
       </w:numPr>
+      <w:ind w:firstLine="709"/>
     </w:pPr>
     <w:rPr>
       <w:rFonts w:eastAsiaTheme="majorEastAsia" w:cstheme="majorBidi"/>
